--- a/companies/meridian-actuarial/Firm/Firm Overview 2022 v3.docx
+++ b/companies/meridian-actuarial/Firm/Firm Overview 2022 v3.docx
@@ -7,12 +7,17 @@
         <w:pStyle w:val="Heading1"/>
       </w:pPr>
       <w:r>
-        <w:t>Meridian Actuarial Advisors</w:t>
+        <w:t>About Meridian Actuarial Advisors</w:t>
       </w:r>
     </w:p>
     <w:p>
       <w:r>
-        <w:t>This overview is for anyone deciding whether to bring us in. We are a consulting actuarial practice, and we are hired for one thing: a defensible opinion on what a long-dated promise will cost to keep. We do not sell products and we do not manage money. A board or a set of trustees engages us for a number it can stand behind, and for a clear account of everything that number rests on. We have built the firm around doing that carefully, and around not taking on more of it than we can do carefully.</w:t>
+        <w:t>Meridian Actuarial Advisors is a consulting actuarial practice. Our clients are the boards, trustees and officers who answer for long-term obligations: pensions owed to public employees and to the members of multiemployer funds, and the reserves a life insurer holds for the policies it has written. We tell them what those obligations are likely to cost, how much of that estimate rests on assumptions, and what would change it. The decisions are theirs. Our part is to make sure each decision is taken with a clear view of the measurement behind it.</w:t>
+      </w:r>
+    </w:p>
+    <w:p>
+      <w:r>
+        <w:t>We revise this overview as the practice changes. This version describes the work we take on, the way we handle it, and some of the clients we have served.</w:t>
       </w:r>
     </w:p>
     <w:p>
@@ -20,12 +25,60 @@
         <w:pStyle w:val="Heading2"/>
       </w:pPr>
       <w:r>
-        <w:t>Whom we work for</w:t>
+        <w:t>The work we take on</w:t>
       </w:r>
     </w:p>
     <w:p>
       <w:r>
-        <w:t>Our clients are the people who carry an obligation that comes due far in the future and have to fund it in the present. Public pension boards, who must pay for retirements already promised. A life insurer, holding reserves against the policies on its books. Multiemployer benefit funds, jointly trusteed on behalf of the workers and employers behind them. Their circumstances differ, but they come to us for the same reason. Each has to produce a figure it can defend to the people it answers to, and each needs to know exactly what that figure depends on.</w:t>
+        <w:t>Most of our assignments fall into a handful of kinds. Each one starts from the same question: what does the client need to know, and by when?</w:t>
+      </w:r>
+    </w:p>
+    <w:p>
+      <w:pPr>
+        <w:pStyle w:val="ListBullet"/>
+      </w:pPr>
+      <w:r>
+        <w:t>1. Funding valuations for public retirement systems, with the contribution recommendations their boards act on and the accounting disclosures their auditors require.</w:t>
+      </w:r>
+    </w:p>
+    <w:p>
+      <w:pPr>
+        <w:pStyle w:val="ListBullet"/>
+      </w:pPr>
+      <w:r>
+        <w:t>2. Experience studies, which compare what actually happened to a plan's members or an insurer's policies with what was assumed, and recommend changes where the data support them.</w:t>
+      </w:r>
+    </w:p>
+    <w:p>
+      <w:pPr>
+        <w:pStyle w:val="ListBullet"/>
+      </w:pPr>
+      <w:r>
+        <w:t>3. Actuarial services for multiemployer funds: valuations for the trustees, the annual certification of funded status, and the projections behind a funding improvement or rehabilitation plan.</w:t>
+      </w:r>
+    </w:p>
+    <w:p>
+      <w:pPr>
+        <w:pStyle w:val="ListBullet"/>
+      </w:pPr>
+      <w:r>
+        <w:t>4. Reserve and cash-flow testing work for life insurers, including support for the appointed actuary's opinion.</w:t>
+      </w:r>
+    </w:p>
+    <w:p>
+      <w:pPr>
+        <w:pStyle w:val="ListBullet"/>
+      </w:pPr>
+      <w:r>
+        <w:t>5. Benefit calculations for fund administrators, and answers to their questions about how a plan provision applies to a particular member.</w:t>
+      </w:r>
+    </w:p>
+    <w:p>
+      <w:pPr>
+        <w:pStyle w:val="ListBullet"/>
+      </w:pPr>
+      <w:r>
+        <w:t>6. Independent reviews of another actuary's valuation or assumptions, prepared for a board or its counsel.</w:t>
       </w:r>
     </w:p>
     <w:p>
@@ -33,44 +86,17 @@
         <w:pStyle w:val="Heading2"/>
       </w:pPr>
       <w:r>
-        <w:t>The work</w:t>
+        <w:t>How we set out a result</w:t>
       </w:r>
     </w:p>
     <w:p>
       <w:r>
-        <w:t>We keep the range of what we do deliberately narrow, and do those few things thoroughly.</w:t>
+        <w:t>Every report we issue states its scope, the data we relied on, and the standards the work was performed under before it says anything about results. After that we keep three things apart. What the data show comes first. What we assumed comes next, with the reason for each assumption. What we conclude comes last, and a conclusion that depends on an assumption gets a paragraph of its own. A board's counsel should be able to read any one of those parts and know which kind of statement it is.</w:t>
       </w:r>
     </w:p>
     <w:p>
-      <w:pPr>
-        <w:pStyle w:val="ListBullet"/>
-      </w:pPr>
       <w:r>
-        <w:t>Public pension valuations. We measure a retirement system's liabilities, document what those values rest on, and give the board a funding result it can defend.</w:t>
-      </w:r>
-    </w:p>
-    <w:p>
-      <w:pPr>
-        <w:pStyle w:val="ListBullet"/>
-      </w:pPr>
-      <w:r>
-        <w:t>Insurance reserve opinions. We review the reserves a life insurer holds and opine on their adequacy under the standards that govern the opinion, and we say plainly where a margin is thin.</w:t>
-      </w:r>
-    </w:p>
-    <w:p>
-      <w:pPr>
-        <w:pStyle w:val="ListBullet"/>
-      </w:pPr>
-      <w:r>
-        <w:t>Multiemployer fund work. We run the annual valuations for jointly trusteed funds and prepare the certifications the law requires of them.</w:t>
-      </w:r>
-    </w:p>
-    <w:p>
-      <w:pPr>
-        <w:pStyle w:val="ListBullet"/>
-      </w:pPr>
-      <w:r>
-        <w:t>Experience and assumption studies. The reviews and projections that sit beneath all of the above, because a valuation is only as sound as the experience it is built on.</w:t>
+        <w:t>We review data before we rely on them, and we tell the client in writing about anything we could not reconcile. A second actuary reviews every opinion before it leaves the firm. When the professional standards change, we explain the change to clients before it reaches their reports. The revised standard on pension measurement is the present case. It takes effect next year, and from then on our pension funding reports will include a low-default-risk obligation measure, with a short explanation of what that figure measures and how a board might use it.</w:t>
       </w:r>
     </w:p>
     <w:p>
@@ -78,12 +104,12 @@
         <w:pStyle w:val="Heading2"/>
       </w:pPr>
       <w:r>
-        <w:t>What an engagement looks like</w:t>
+        <w:t>Clients we have served</w:t>
       </w:r>
     </w:p>
     <w:p>
       <w:r>
-        <w:t>Every engagement begins with a scope and a fee agreed in writing, so there is never a later argument about what was ours to do. From there the shape is consistent. We start from your data and your own records rather than a template carried in from another client, and we reconcile the figures we test to the figures you actually carry. Where the work turns up a question we did not expect, we bring it to you rather than settle it quietly on your behalf. And when we deliver, the result is written to be read by the people who must act on it, not only by another actuary.</w:t>
+        <w:t>We name a client in material like this only after the engagement has finished, and we say nothing here about results, which belong to the client. On that basis, clients for whom we have completed work include Howard and Sons, Miller, Cook and Snyder, Estes Group and Martinez LLC. We give them as examples of the kinds of organizations we work for. They are not a full list of our clients.</w:t>
       </w:r>
     </w:p>
     <w:p>
@@ -91,12 +117,12 @@
         <w:pStyle w:val="Heading2"/>
       </w:pPr>
       <w:r>
-        <w:t>How we write a result</w:t>
+        <w:t>The people</w:t>
       </w:r>
     </w:p>
     <w:p>
       <w:r>
-        <w:t>There is one habit that runs through every document we produce, and it is worth naming outright. We keep three things apart: what the data show, what we have assumed, and what we conclude from the two. Each gets its own place on the page, so a reader never has to guess which is which and never finds a judgment presented as a measurement. It makes our reports somewhat longer and considerably harder to misread. That is the trade we want. A board that knows precisely which parts of a number are measured and which are assumed is a board that can use the number safely.</w:t>
+        <w:t>Robert Lawrence, Managing Actuary, leads the practice and signs its actuarial opinions. Our consulting actuaries scope each assignment and review it before it is issued. Associates and analysts build and maintain the valuation models, check the data, and prepare the exhibits. Our practice manager keeps engagement letters, data requests, deadlines and billing in order, and is often the first to notice when a data delivery and a report date have drifted apart. The consulting group has grown with the work, and each person who joins it learns the same habits of documentation in the first week.</w:t>
       </w:r>
     </w:p>
     <w:p>
@@ -104,30 +130,12 @@
         <w:pStyle w:val="Heading2"/>
       </w:pPr>
       <w:r>
-        <w:t>A few of the engagements</w:t>
+        <w:t>Starting an assignment</w:t>
       </w:r>
     </w:p>
     <w:p>
       <w:r>
-        <w:t>Examples give a truer sense of the practice than any description of it. Among the boards, funds, and insurers we have served are Howard and Sons, Miller, Cook and Snyder, Estes Group, and Martinez LLC. We name these as representative of the work, and with those clients' goodwill, not as an account of the whole book. Many of our engagements are held in confidence and belong on no such list. We make no claim here about the size of the practice or the number of clients it keeps; the examples are meant to show the character of the work, not its extent.</w:t>
-      </w:r>
-    </w:p>
-    <w:p>
-      <w:pPr>
-        <w:pStyle w:val="Heading2"/>
-      </w:pPr>
-      <w:r>
-        <w:t>The people behind the opinion</w:t>
-      </w:r>
-    </w:p>
-    <w:p>
-      <w:r>
-        <w:t>The practice is led by Robert Lawrence, who signs the bulk of the firm's opinions and carries the professional responsibility that comes with them. Around him is a group of actuaries and analysts who build the valuations, reconcile the client data those valuations rest on, and submit their drafts to the same review he applies to his own: the qualifiers restored, the loose adjectives struck, every figure traced back to where it came from. We have added people steadily as the work has grown, and each new colleague is brought into that discipline early, because it is the discipline that lets us put the firm's name to a number at all.</w:t>
-      </w:r>
-    </w:p>
-    <w:p>
-      <w:r>
-        <w:t>If you are weighing an engagement, the place to start is a conversation. Tell us the question and the deadline, and we will tell you honestly whether we are the firm to answer it and what it would take. That first hour tends to be among the most useful we spend with a client, whichever way it comes out.</w:t>
+        <w:t>A first conversation is usually about the question the client needs answered, and only later about method or fee. If we are not the right firm for that question, we say so then. When we are, the client receives a written proposal, and after it an engagement letter that fixes the scope and the standards before any data are requested. Robert Lawrence is glad to have that first conversation, and enquiries can go to him directly.</w:t>
       </w:r>
     </w:p>
     <w:sectPr>
